--- a/.DOWNLOAD_HERE/Sonic Manual V70F.docx
+++ b/.DOWNLOAD_HERE/Sonic Manual V70F.docx
@@ -69,7 +69,6 @@
         </w:rPr>
         <w:t>◀</w:t>
       </w:r>
-      <w:proofErr w:type="gramStart"/>
       <w:r>
         <w:rPr>
           <w:rFonts w:ascii="Segoe UI Emoji" w:hAnsi="Segoe UI Emoji" w:cs="Segoe UI Emoji"/>
@@ -81,15 +80,7 @@
           <w:rFonts w:ascii="Arial" w:hAnsi="Arial" w:cs="Arial"/>
           <w:lang w:val="en-US"/>
         </w:rPr>
-        <w:t xml:space="preserve">  Join</w:t>
-      </w:r>
-      <w:proofErr w:type="gramEnd"/>
-      <w:r>
-        <w:rPr>
-          <w:rFonts w:ascii="Arial" w:hAnsi="Arial" w:cs="Arial"/>
-          <w:lang w:val="en-US"/>
-        </w:rPr>
-        <w:t xml:space="preserve"> the </w:t>
+        <w:t xml:space="preserve">  Join the </w:t>
       </w:r>
       <w:proofErr w:type="spellStart"/>
       <w:r>
@@ -1510,6 +1501,9 @@
         </w:rPr>
       </w:pPr>
       <w:r>
+        <w:rPr>
+          <w:lang w:val="en-US"/>
+        </w:rPr>
         <w:br w:type="page"/>
       </w:r>
     </w:p>
@@ -1575,39 +1569,7 @@
           <w:rFonts w:ascii="Arial" w:eastAsia="Times New Roman" w:hAnsi="Arial" w:cs="Arial"/>
           <w:lang w:val="en-US"/>
         </w:rPr>
-        <w:t xml:space="preserve">For </w:t>
-      </w:r>
-      <w:proofErr w:type="gramStart"/>
-      <w:r>
-        <w:rPr>
-          <w:rFonts w:ascii="Arial" w:eastAsia="Times New Roman" w:hAnsi="Arial" w:cs="Arial"/>
-          <w:lang w:val="en-US"/>
-        </w:rPr>
-        <w:t>example</w:t>
-      </w:r>
-      <w:proofErr w:type="gramEnd"/>
-      <w:r>
-        <w:rPr>
-          <w:rFonts w:ascii="Arial" w:eastAsia="Times New Roman" w:hAnsi="Arial" w:cs="Arial"/>
-          <w:lang w:val="en-US"/>
-        </w:rPr>
-        <w:t xml:space="preserve"> 125.100, </w:t>
-      </w:r>
-      <w:proofErr w:type="gramStart"/>
-      <w:r>
-        <w:rPr>
-          <w:rFonts w:ascii="Arial" w:eastAsia="Times New Roman" w:hAnsi="Arial" w:cs="Arial"/>
-          <w:lang w:val="en-US"/>
-        </w:rPr>
-        <w:t>125.125,…</w:t>
-      </w:r>
-      <w:proofErr w:type="gramEnd"/>
-      <w:r>
-        <w:rPr>
-          <w:rFonts w:ascii="Arial" w:eastAsia="Times New Roman" w:hAnsi="Arial" w:cs="Arial"/>
-          <w:lang w:val="en-US"/>
-        </w:rPr>
-        <w:t xml:space="preserve"> then 125.10833,125.133333…then 125.11666,125.3666…</w:t>
+        <w:t>For example 125.100, 125.125,… then 125.10833,125.133333…then 125.11666,125.3666…</w:t>
       </w:r>
     </w:p>
     <w:p>
@@ -1624,23 +1586,7 @@
           <w:rFonts w:ascii="Arial" w:hAnsi="Arial" w:cs="Arial"/>
           <w:lang w:val="en-US"/>
         </w:rPr>
-        <w:t xml:space="preserve">This </w:t>
-      </w:r>
-      <w:proofErr w:type="gramStart"/>
-      <w:r>
-        <w:rPr>
-          <w:rFonts w:ascii="Arial" w:hAnsi="Arial" w:cs="Arial"/>
-          <w:lang w:val="en-US"/>
-        </w:rPr>
-        <w:t>to</w:t>
-      </w:r>
-      <w:proofErr w:type="gramEnd"/>
-      <w:r>
-        <w:rPr>
-          <w:rFonts w:ascii="Arial" w:hAnsi="Arial" w:cs="Arial"/>
-          <w:lang w:val="en-US"/>
-        </w:rPr>
-        <w:t xml:space="preserve"> improve detection.</w:t>
+        <w:t>This to improve detection.</w:t>
       </w:r>
     </w:p>
     <w:p>
@@ -1661,25 +1607,7 @@
           <w:color w:val="000000"/>
           <w:lang w:val="en-US"/>
         </w:rPr>
-        <w:t xml:space="preserve">Different types of </w:t>
-      </w:r>
-      <w:proofErr w:type="gramStart"/>
-      <w:r>
-        <w:rPr>
-          <w:rFonts w:ascii="Arial" w:eastAsia="Times New Roman" w:hAnsi="Arial" w:cs="Arial"/>
-          <w:color w:val="000000"/>
-          <w:lang w:val="en-US"/>
-        </w:rPr>
-        <w:t>spectrum</w:t>
-      </w:r>
-      <w:proofErr w:type="gramEnd"/>
-      <w:r>
-        <w:rPr>
-          <w:rFonts w:ascii="Arial" w:eastAsia="Times New Roman" w:hAnsi="Arial" w:cs="Arial"/>
-          <w:color w:val="000000"/>
-          <w:lang w:val="en-US"/>
-        </w:rPr>
-        <w:t xml:space="preserve"> are called by the quick buttons </w:t>
+        <w:t xml:space="preserve">Different types of spectrum are called by the quick buttons </w:t>
       </w:r>
     </w:p>
     <w:p>
@@ -2270,25 +2198,7 @@
           <w:color w:val="000000"/>
           <w:lang w:val="en-US"/>
         </w:rPr>
-        <w:t xml:space="preserve">when RX and </w:t>
-      </w:r>
-      <w:proofErr w:type="gramStart"/>
-      <w:r>
-        <w:rPr>
-          <w:rFonts w:ascii="Arial" w:eastAsia="Times New Roman" w:hAnsi="Arial" w:cs="Arial"/>
-          <w:color w:val="000000"/>
-          <w:lang w:val="en-US"/>
-        </w:rPr>
-        <w:t>pressed</w:t>
-      </w:r>
-      <w:proofErr w:type="gramEnd"/>
-      <w:r>
-        <w:rPr>
-          <w:rFonts w:ascii="Arial" w:eastAsia="Times New Roman" w:hAnsi="Arial" w:cs="Arial"/>
-          <w:color w:val="000000"/>
-          <w:lang w:val="en-US"/>
-        </w:rPr>
-        <w:t xml:space="preserve"> keys.</w:t>
+        <w:t>when RX and pressed keys.</w:t>
       </w:r>
     </w:p>
     <w:p>
@@ -2379,30 +2289,51 @@
       <w:pPr>
         <w:pStyle w:val="Standard"/>
         <w:autoSpaceDE w:val="0"/>
+        <w:ind w:left="426" w:hanging="426"/>
+        <w:rPr>
+          <w:rFonts w:ascii="Arial" w:eastAsia="Times New Roman" w:hAnsi="Arial" w:cs="Arial"/>
+          <w:color w:val="000000"/>
+          <w:lang w:val="en-US"/>
+        </w:rPr>
+      </w:pPr>
+      <w:r>
+        <w:rPr>
+          <w:rFonts w:ascii="Arial" w:eastAsia="Times New Roman" w:hAnsi="Arial" w:cs="Arial"/>
+          <w:b/>
+          <w:bCs/>
+          <w:color w:val="000000"/>
+          <w:lang w:val="en-US"/>
+        </w:rPr>
+        <w:t>4</w:t>
+      </w:r>
+      <w:r>
+        <w:rPr>
+          <w:rFonts w:ascii="Arial" w:eastAsia="Times New Roman" w:hAnsi="Arial" w:cs="Arial"/>
+          <w:color w:val="000000"/>
+          <w:lang w:val="en-US"/>
+        </w:rPr>
+        <w:t xml:space="preserve"> – List of scanned lists or bands.</w:t>
+      </w:r>
+      <w:r>
+        <w:rPr>
+          <w:rFonts w:ascii="Arial" w:eastAsia="Times New Roman" w:hAnsi="Arial" w:cs="Arial"/>
+          <w:color w:val="000000"/>
+          <w:lang w:val="en-US"/>
+        </w:rPr>
+        <w:br/>
+        <w:t>In scan Range: enter START  and STOP frequencies</w:t>
+      </w:r>
+    </w:p>
+    <w:p>
+      <w:pPr>
+        <w:pStyle w:val="Standard"/>
+        <w:autoSpaceDE w:val="0"/>
         <w:jc w:val="both"/>
         <w:rPr>
           <w:rFonts w:ascii="Arial" w:hAnsi="Arial" w:cs="Arial"/>
           <w:lang w:val="en-US"/>
         </w:rPr>
       </w:pPr>
-      <w:r>
-        <w:rPr>
-          <w:rFonts w:ascii="Arial" w:eastAsia="Times New Roman" w:hAnsi="Arial" w:cs="Arial"/>
-          <w:b/>
-          <w:bCs/>
-          <w:color w:val="000000"/>
-          <w:lang w:val="en-US"/>
-        </w:rPr>
-        <w:t>4</w:t>
-      </w:r>
-      <w:r>
-        <w:rPr>
-          <w:rFonts w:ascii="Arial" w:eastAsia="Times New Roman" w:hAnsi="Arial" w:cs="Arial"/>
-          <w:color w:val="000000"/>
-          <w:lang w:val="en-US"/>
-        </w:rPr>
-        <w:t xml:space="preserve"> – List of scanned lists or bands.</w:t>
-      </w:r>
     </w:p>
     <w:p>
       <w:pPr>
@@ -2981,91 +2912,33 @@
           <w:color w:val="000000"/>
           <w:lang w:val="en-US"/>
         </w:rPr>
-        <w:t xml:space="preserve"> </w:t>
-      </w:r>
-      <w:proofErr w:type="gramStart"/>
-      <w:r>
-        <w:rPr>
-          <w:rFonts w:ascii="Arial" w:eastAsia="Times New Roman" w:hAnsi="Arial" w:cs="Arial"/>
-          <w:b/>
-          <w:bCs/>
-          <w:color w:val="000000"/>
-          <w:lang w:val="en-US"/>
-        </w:rPr>
-        <w:t xml:space="preserve">#  </w:t>
-      </w:r>
-      <w:r>
-        <w:rPr>
-          <w:rFonts w:ascii="Arial" w:eastAsia="Times New Roman" w:hAnsi="Arial" w:cs="Arial"/>
-          <w:color w:val="000000"/>
-          <w:lang w:val="en-US"/>
-        </w:rPr>
-        <w:t>DYNSQL</w:t>
-      </w:r>
-      <w:proofErr w:type="gramEnd"/>
-      <w:r>
-        <w:rPr>
-          <w:rFonts w:ascii="Arial" w:eastAsia="Times New Roman" w:hAnsi="Arial" w:cs="Arial"/>
-          <w:color w:val="000000"/>
-          <w:lang w:val="en-US"/>
-        </w:rPr>
-        <w:t xml:space="preserve"> </w:t>
-      </w:r>
-      <w:r>
-        <w:rPr>
-          <w:rFonts w:ascii="Arial" w:eastAsia="Times New Roman" w:hAnsi="Arial" w:cs="Arial"/>
-          <w:b/>
-          <w:bCs/>
-          <w:color w:val="000000"/>
-          <w:lang w:val="en-US"/>
-        </w:rPr>
-        <w:t xml:space="preserve">Level </w:t>
-      </w:r>
-      <w:proofErr w:type="gramStart"/>
-      <w:r>
-        <w:rPr>
-          <w:rFonts w:ascii="Arial" w:eastAsia="Times New Roman" w:hAnsi="Arial" w:cs="Arial"/>
-          <w:b/>
-          <w:bCs/>
-          <w:color w:val="000000"/>
-          <w:lang w:val="en-US"/>
-        </w:rPr>
-        <w:t xml:space="preserve">setting </w:t>
-      </w:r>
-      <w:r>
-        <w:rPr>
-          <w:rFonts w:ascii="Arial" w:eastAsia="Times New Roman" w:hAnsi="Arial" w:cs="Arial"/>
-          <w:color w:val="000000"/>
-          <w:lang w:val="en-US"/>
-        </w:rPr>
-        <w:t xml:space="preserve"> -</w:t>
-      </w:r>
-      <w:proofErr w:type="gramEnd"/>
-      <w:r>
-        <w:rPr>
-          <w:rFonts w:ascii="Arial" w:eastAsia="Times New Roman" w:hAnsi="Arial" w:cs="Arial"/>
-          <w:color w:val="000000"/>
-          <w:lang w:val="en-US"/>
-        </w:rPr>
-        <w:t xml:space="preserve"> RSSI spike </w:t>
-      </w:r>
-      <w:proofErr w:type="gramStart"/>
-      <w:r>
-        <w:rPr>
-          <w:rFonts w:ascii="Arial" w:eastAsia="Times New Roman" w:hAnsi="Arial" w:cs="Arial"/>
-          <w:color w:val="000000"/>
-          <w:lang w:val="en-US"/>
-        </w:rPr>
-        <w:t>threshold  for</w:t>
-      </w:r>
-      <w:proofErr w:type="gramEnd"/>
-      <w:r>
-        <w:rPr>
-          <w:rFonts w:ascii="Arial" w:eastAsia="Times New Roman" w:hAnsi="Arial" w:cs="Arial"/>
-          <w:color w:val="000000"/>
-          <w:lang w:val="en-US"/>
-        </w:rPr>
-        <w:t xml:space="preserve"> instant peak capture. For weak and fuzzy signals, increase or disable. </w:t>
+        <w:t xml:space="preserve"> #  </w:t>
+      </w:r>
+      <w:r>
+        <w:rPr>
+          <w:rFonts w:ascii="Arial" w:eastAsia="Times New Roman" w:hAnsi="Arial" w:cs="Arial"/>
+          <w:color w:val="000000"/>
+          <w:lang w:val="en-US"/>
+        </w:rPr>
+        <w:t xml:space="preserve">DYNSQL </w:t>
+      </w:r>
+      <w:r>
+        <w:rPr>
+          <w:rFonts w:ascii="Arial" w:eastAsia="Times New Roman" w:hAnsi="Arial" w:cs="Arial"/>
+          <w:b/>
+          <w:bCs/>
+          <w:color w:val="000000"/>
+          <w:lang w:val="en-US"/>
+        </w:rPr>
+        <w:t xml:space="preserve">Level setting </w:t>
+      </w:r>
+      <w:r>
+        <w:rPr>
+          <w:rFonts w:ascii="Arial" w:eastAsia="Times New Roman" w:hAnsi="Arial" w:cs="Arial"/>
+          <w:color w:val="000000"/>
+          <w:lang w:val="en-US"/>
+        </w:rPr>
+        <w:t xml:space="preserve"> - RSSI spike threshold  for instant peak capture. For weak and fuzzy signals, increase or disable. </w:t>
       </w:r>
     </w:p>
     <w:p>
@@ -3114,25 +2987,7 @@
           <w:color w:val="000000"/>
           <w:lang w:val="en-US"/>
         </w:rPr>
-        <w:t xml:space="preserve">DYNSQL OFF This will fill the </w:t>
-      </w:r>
-      <w:proofErr w:type="gramStart"/>
-      <w:r>
-        <w:rPr>
-          <w:rFonts w:ascii="Arial" w:eastAsia="Times New Roman" w:hAnsi="Arial" w:cs="Arial"/>
-          <w:color w:val="000000"/>
-          <w:lang w:val="en-US"/>
-        </w:rPr>
-        <w:t>history, but</w:t>
-      </w:r>
-      <w:proofErr w:type="gramEnd"/>
-      <w:r>
-        <w:rPr>
-          <w:rFonts w:ascii="Arial" w:eastAsia="Times New Roman" w:hAnsi="Arial" w:cs="Arial"/>
-          <w:color w:val="000000"/>
-          <w:lang w:val="en-US"/>
-        </w:rPr>
-        <w:t xml:space="preserve"> won’t stop.</w:t>
+        <w:t>DYNSQL OFF This will fill the history, but won’t stop.</w:t>
       </w:r>
     </w:p>
     <w:p>
@@ -3251,25 +3106,7 @@
           <w:color w:val="000000"/>
           <w:lang w:val="en-US"/>
         </w:rPr>
-        <w:t xml:space="preserve">, keeps the frequency locked </w:t>
-      </w:r>
-      <w:proofErr w:type="gramStart"/>
-      <w:r>
-        <w:rPr>
-          <w:rFonts w:ascii="Arial" w:eastAsia="Times New Roman" w:hAnsi="Arial" w:cs="Arial"/>
-          <w:color w:val="000000"/>
-          <w:lang w:val="en-US"/>
-        </w:rPr>
-        <w:t>and  open</w:t>
-      </w:r>
-      <w:proofErr w:type="gramEnd"/>
-      <w:r>
-        <w:rPr>
-          <w:rFonts w:ascii="Arial" w:eastAsia="Times New Roman" w:hAnsi="Arial" w:cs="Arial"/>
-          <w:color w:val="000000"/>
-          <w:lang w:val="en-US"/>
-        </w:rPr>
-        <w:t xml:space="preserve"> listening</w:t>
+        <w:t>, keeps the frequency locked and  open listening</w:t>
       </w:r>
     </w:p>
     <w:p>
@@ -3328,6 +3165,9 @@
         </w:rPr>
       </w:pPr>
       <w:r>
+        <w:rPr>
+          <w:lang w:val="en-US"/>
+        </w:rPr>
         <w:br w:type="page"/>
       </w:r>
     </w:p>
@@ -3950,25 +3790,7 @@
                 <w:color w:val="000000"/>
                 <w:lang w:val="en-US"/>
               </w:rPr>
-              <w:t xml:space="preserve">Here we receive so RX&gt; is displayed with </w:t>
-            </w:r>
-            <w:proofErr w:type="gramStart"/>
-            <w:r>
-              <w:rPr>
-                <w:rFonts w:ascii="Arial" w:eastAsia="Times New Roman" w:hAnsi="Arial" w:cs="Arial"/>
-                <w:color w:val="000000"/>
-                <w:lang w:val="en-US"/>
-              </w:rPr>
-              <w:t>an</w:t>
-            </w:r>
-            <w:proofErr w:type="gramEnd"/>
-            <w:r>
-              <w:rPr>
-                <w:rFonts w:ascii="Arial" w:eastAsia="Times New Roman" w:hAnsi="Arial" w:cs="Arial"/>
-                <w:color w:val="000000"/>
-                <w:lang w:val="en-US"/>
-              </w:rPr>
-              <w:t xml:space="preserve"> </w:t>
+              <w:t xml:space="preserve">Here we receive so RX&gt; is displayed with an </w:t>
             </w:r>
             <w:proofErr w:type="spellStart"/>
             <w:r>
@@ -4007,25 +3829,7 @@
                 <w:color w:val="000000"/>
                 <w:lang w:val="en-US"/>
               </w:rPr>
-              <w:t xml:space="preserve">TX shows the </w:t>
-            </w:r>
-            <w:proofErr w:type="gramStart"/>
-            <w:r>
-              <w:rPr>
-                <w:rFonts w:ascii="Arial" w:eastAsia="Times New Roman" w:hAnsi="Arial" w:cs="Arial"/>
-                <w:color w:val="000000"/>
-                <w:lang w:val="en-US"/>
-              </w:rPr>
-              <w:t>last</w:t>
-            </w:r>
-            <w:proofErr w:type="gramEnd"/>
-            <w:r>
-              <w:rPr>
-                <w:rFonts w:ascii="Arial" w:eastAsia="Times New Roman" w:hAnsi="Arial" w:cs="Arial"/>
-                <w:color w:val="000000"/>
-                <w:lang w:val="en-US"/>
-              </w:rPr>
-              <w:t xml:space="preserve"> received frequency, ready to use for TX.</w:t>
+              <w:t>TX shows the last received frequency, ready to use for TX.</w:t>
             </w:r>
             <w:r>
               <w:rPr>
@@ -4106,43 +3910,7 @@
           <w:color w:val="000000"/>
           <w:lang w:val="en-US"/>
         </w:rPr>
-        <w:t xml:space="preserve">This </w:t>
-      </w:r>
-      <w:proofErr w:type="gramStart"/>
-      <w:r>
-        <w:rPr>
-          <w:rFonts w:ascii="Arial" w:eastAsia="Times New Roman" w:hAnsi="Arial" w:cs="Arial"/>
-          <w:color w:val="000000"/>
-          <w:lang w:val="en-US"/>
-        </w:rPr>
-        <w:t>mode lists</w:t>
-      </w:r>
-      <w:proofErr w:type="gramEnd"/>
-      <w:r>
-        <w:rPr>
-          <w:rFonts w:ascii="Arial" w:eastAsia="Times New Roman" w:hAnsi="Arial" w:cs="Arial"/>
-          <w:color w:val="000000"/>
-          <w:lang w:val="en-US"/>
-        </w:rPr>
-        <w:t xml:space="preserve"> </w:t>
-      </w:r>
-      <w:proofErr w:type="gramStart"/>
-      <w:r>
-        <w:rPr>
-          <w:rFonts w:ascii="Arial" w:eastAsia="Times New Roman" w:hAnsi="Arial" w:cs="Arial"/>
-          <w:color w:val="000000"/>
-          <w:lang w:val="en-US"/>
-        </w:rPr>
-        <w:t>received</w:t>
-      </w:r>
-      <w:proofErr w:type="gramEnd"/>
-      <w:r>
-        <w:rPr>
-          <w:rFonts w:ascii="Arial" w:eastAsia="Times New Roman" w:hAnsi="Arial" w:cs="Arial"/>
-          <w:color w:val="000000"/>
-          <w:lang w:val="en-US"/>
-        </w:rPr>
-        <w:t xml:space="preserve"> signals, with a time counter. Up to 200 items are stored. </w:t>
+        <w:t xml:space="preserve">This mode lists received signals, with a time counter. Up to 200 items are stored. </w:t>
       </w:r>
     </w:p>
     <w:p>
@@ -4328,25 +4096,7 @@
           <w:lang w:val="en-US"/>
         </w:rPr>
         <w:tab/>
-        <w:t xml:space="preserve">Clear </w:t>
-      </w:r>
-      <w:proofErr w:type="gramStart"/>
-      <w:r>
-        <w:rPr>
-          <w:rFonts w:ascii="Arial" w:eastAsia="Times New Roman" w:hAnsi="Arial" w:cs="Arial"/>
-          <w:color w:val="000000"/>
-          <w:lang w:val="en-US"/>
-        </w:rPr>
-        <w:t>history :</w:t>
-      </w:r>
-      <w:proofErr w:type="gramEnd"/>
-      <w:r>
-        <w:rPr>
-          <w:rFonts w:ascii="Arial" w:eastAsia="Times New Roman" w:hAnsi="Arial" w:cs="Arial"/>
-          <w:color w:val="000000"/>
-          <w:lang w:val="en-US"/>
-        </w:rPr>
-        <w:t xml:space="preserve"> erase the history</w:t>
+        <w:t>Clear history : erase the history</w:t>
       </w:r>
     </w:p>
     <w:p>
@@ -4375,25 +4125,7 @@
           <w:color w:val="000000"/>
           <w:lang w:val="en-US"/>
         </w:rPr>
-        <w:t xml:space="preserve"> – Clears all </w:t>
-      </w:r>
-      <w:proofErr w:type="gramStart"/>
-      <w:r>
-        <w:rPr>
-          <w:rFonts w:ascii="Arial" w:eastAsia="Times New Roman" w:hAnsi="Arial" w:cs="Arial"/>
-          <w:color w:val="000000"/>
-          <w:lang w:val="en-US"/>
-        </w:rPr>
-        <w:t>black listed</w:t>
-      </w:r>
-      <w:proofErr w:type="gramEnd"/>
-      <w:r>
-        <w:rPr>
-          <w:rFonts w:ascii="Arial" w:eastAsia="Times New Roman" w:hAnsi="Arial" w:cs="Arial"/>
-          <w:color w:val="000000"/>
-          <w:lang w:val="en-US"/>
-        </w:rPr>
-        <w:t xml:space="preserve"> entries.</w:t>
+        <w:t xml:space="preserve"> – Clears all black listed entries.</w:t>
       </w:r>
     </w:p>
     <w:p>
@@ -4414,18 +4146,8 @@
           <w:color w:val="000000"/>
           <w:lang w:val="en-US"/>
         </w:rPr>
-        <w:t xml:space="preserve">Clear </w:t>
-      </w:r>
-      <w:proofErr w:type="gramStart"/>
-      <w:r>
-        <w:rPr>
-          <w:rFonts w:ascii="Arial" w:eastAsia="Times New Roman" w:hAnsi="Arial" w:cs="Arial"/>
-          <w:color w:val="000000"/>
-          <w:lang w:val="en-US"/>
-        </w:rPr>
-        <w:t>non blacklist</w:t>
-      </w:r>
-      <w:proofErr w:type="gramEnd"/>
+        <w:t>Clear non blacklist</w:t>
+      </w:r>
       <w:r>
         <w:rPr>
           <w:rFonts w:ascii="Arial" w:eastAsia="Times New Roman" w:hAnsi="Arial" w:cs="Arial"/>
@@ -4435,7 +4157,6 @@
         <w:t xml:space="preserve"> - Clears all </w:t>
       </w:r>
       <w:proofErr w:type="spellStart"/>
-      <w:proofErr w:type="gramStart"/>
       <w:r>
         <w:rPr>
           <w:rFonts w:ascii="Arial" w:eastAsia="Times New Roman" w:hAnsi="Arial" w:cs="Arial"/>
@@ -4445,7 +4166,6 @@
         <w:t>non black</w:t>
       </w:r>
       <w:proofErr w:type="spellEnd"/>
-      <w:proofErr w:type="gramEnd"/>
       <w:r>
         <w:rPr>
           <w:rFonts w:ascii="Arial" w:eastAsia="Times New Roman" w:hAnsi="Arial" w:cs="Arial"/>
@@ -4500,18 +4220,8 @@
           <w:color w:val="000000"/>
           <w:lang w:val="en-US"/>
         </w:rPr>
-        <w:t xml:space="preserve">Save hist to </w:t>
-      </w:r>
-      <w:proofErr w:type="gramStart"/>
-      <w:r>
-        <w:rPr>
-          <w:rFonts w:ascii="Arial" w:eastAsia="Times New Roman" w:hAnsi="Arial" w:cs="Arial"/>
-          <w:color w:val="000000"/>
-          <w:lang w:val="en-US"/>
-        </w:rPr>
-        <w:t>ch :</w:t>
-      </w:r>
-      <w:proofErr w:type="gramEnd"/>
+        <w:t>Save hist to ch :</w:t>
+      </w:r>
       <w:r>
         <w:rPr>
           <w:rFonts w:ascii="Arial" w:eastAsia="Times New Roman" w:hAnsi="Arial" w:cs="Arial"/>
@@ -4637,7 +4347,6 @@
           <w:lang w:val="en-US"/>
         </w:rPr>
       </w:pPr>
-      <w:proofErr w:type="gramStart"/>
       <w:r>
         <w:rPr>
           <w:rFonts w:ascii="Arial" w:eastAsia="Times New Roman" w:hAnsi="Arial" w:cs="Arial"/>
@@ -4654,16 +4363,7 @@
           <w:color w:val="000000"/>
           <w:lang w:val="en-US"/>
         </w:rPr>
-        <w:t> :</w:t>
-      </w:r>
-      <w:proofErr w:type="gramEnd"/>
-      <w:r>
-        <w:rPr>
-          <w:rFonts w:ascii="Arial" w:eastAsia="Times New Roman" w:hAnsi="Arial" w:cs="Arial"/>
-          <w:color w:val="000000"/>
-          <w:lang w:val="en-US"/>
-        </w:rPr>
-        <w:t xml:space="preserve"> go back to </w:t>
+        <w:t xml:space="preserve"> : go back to </w:t>
       </w:r>
       <w:r>
         <w:rPr>
@@ -4881,51 +4581,15 @@
           <w:color w:val="000000"/>
           <w:lang w:val="en-US"/>
         </w:rPr>
-        <w:t xml:space="preserve"> </w:t>
-      </w:r>
-      <w:proofErr w:type="gramStart"/>
-      <w:r>
-        <w:rPr>
-          <w:rFonts w:ascii="Arial" w:eastAsia="Times New Roman" w:hAnsi="Arial" w:cs="Arial"/>
-          <w:color w:val="000000"/>
-          <w:lang w:val="en-US"/>
-        </w:rPr>
-        <w:t xml:space="preserve">- </w:t>
-      </w:r>
-      <w:r>
-        <w:rPr>
-          <w:rFonts w:ascii="Arial" w:eastAsia="Times New Roman" w:hAnsi="Arial" w:cs="Arial"/>
-          <w:color w:val="000000"/>
-          <w:lang w:val="en-US"/>
-        </w:rPr>
-        <w:t> activate</w:t>
-      </w:r>
-      <w:proofErr w:type="gramEnd"/>
-      <w:r>
-        <w:rPr>
-          <w:rFonts w:ascii="Arial" w:eastAsia="Times New Roman" w:hAnsi="Arial" w:cs="Arial"/>
-          <w:color w:val="000000"/>
-          <w:lang w:val="en-US"/>
-        </w:rPr>
-        <w:t xml:space="preserve"> selected </w:t>
-      </w:r>
-      <w:proofErr w:type="gramStart"/>
-      <w:r>
-        <w:rPr>
-          <w:rFonts w:ascii="Arial" w:eastAsia="Times New Roman" w:hAnsi="Arial" w:cs="Arial"/>
-          <w:color w:val="000000"/>
-          <w:lang w:val="en-US"/>
-        </w:rPr>
-        <w:t>item</w:t>
-      </w:r>
-      <w:proofErr w:type="gramEnd"/>
-      <w:r>
-        <w:rPr>
-          <w:rFonts w:ascii="Arial" w:eastAsia="Times New Roman" w:hAnsi="Arial" w:cs="Arial"/>
-          <w:color w:val="000000"/>
-          <w:lang w:val="en-US"/>
-        </w:rPr>
-        <w:t xml:space="preserve"> and start scanning</w:t>
+        <w:t xml:space="preserve"> - </w:t>
+      </w:r>
+      <w:r>
+        <w:rPr>
+          <w:rFonts w:ascii="Arial" w:eastAsia="Times New Roman" w:hAnsi="Arial" w:cs="Arial"/>
+          <w:color w:val="000000"/>
+          <w:lang w:val="en-US"/>
+        </w:rPr>
+        <w:t> activate selected item and start scanning</w:t>
       </w:r>
     </w:p>
     <w:p>
@@ -4939,7 +4603,6 @@
           <w:lang w:val="en-US"/>
         </w:rPr>
       </w:pPr>
-      <w:proofErr w:type="gramStart"/>
       <w:r>
         <w:rPr>
           <w:rFonts w:ascii="Arial" w:eastAsia="Times New Roman" w:hAnsi="Arial" w:cs="Arial"/>
@@ -4956,16 +4619,7 @@
           <w:color w:val="000000"/>
           <w:lang w:val="en-US"/>
         </w:rPr>
-        <w:t> :</w:t>
-      </w:r>
-      <w:proofErr w:type="gramEnd"/>
-      <w:r>
-        <w:rPr>
-          <w:rFonts w:ascii="Arial" w:eastAsia="Times New Roman" w:hAnsi="Arial" w:cs="Arial"/>
-          <w:color w:val="000000"/>
-          <w:lang w:val="en-US"/>
-        </w:rPr>
-        <w:t xml:space="preserve"> go back to SCAN or SPECTRUM</w:t>
+        <w:t> : go back to SCAN or SPECTRUM</w:t>
       </w:r>
     </w:p>
     <w:p>
@@ -5140,51 +4794,15 @@
           <w:color w:val="000000"/>
           <w:lang w:val="en-US"/>
         </w:rPr>
-        <w:t xml:space="preserve"> </w:t>
-      </w:r>
-      <w:proofErr w:type="gramStart"/>
-      <w:r>
-        <w:rPr>
-          <w:rFonts w:ascii="Arial" w:eastAsia="Times New Roman" w:hAnsi="Arial" w:cs="Arial"/>
-          <w:color w:val="000000"/>
-          <w:lang w:val="en-US"/>
-        </w:rPr>
-        <w:t xml:space="preserve">- </w:t>
-      </w:r>
-      <w:r>
-        <w:rPr>
-          <w:rFonts w:ascii="Arial" w:eastAsia="Times New Roman" w:hAnsi="Arial" w:cs="Arial"/>
-          <w:color w:val="000000"/>
-          <w:lang w:val="en-US"/>
-        </w:rPr>
-        <w:t> activate</w:t>
-      </w:r>
-      <w:proofErr w:type="gramEnd"/>
-      <w:r>
-        <w:rPr>
-          <w:rFonts w:ascii="Arial" w:eastAsia="Times New Roman" w:hAnsi="Arial" w:cs="Arial"/>
-          <w:color w:val="000000"/>
-          <w:lang w:val="en-US"/>
-        </w:rPr>
-        <w:t xml:space="preserve"> selected </w:t>
-      </w:r>
-      <w:proofErr w:type="gramStart"/>
-      <w:r>
-        <w:rPr>
-          <w:rFonts w:ascii="Arial" w:eastAsia="Times New Roman" w:hAnsi="Arial" w:cs="Arial"/>
-          <w:color w:val="000000"/>
-          <w:lang w:val="en-US"/>
-        </w:rPr>
-        <w:t>item</w:t>
-      </w:r>
-      <w:proofErr w:type="gramEnd"/>
-      <w:r>
-        <w:rPr>
-          <w:rFonts w:ascii="Arial" w:eastAsia="Times New Roman" w:hAnsi="Arial" w:cs="Arial"/>
-          <w:color w:val="000000"/>
-          <w:lang w:val="en-US"/>
-        </w:rPr>
-        <w:t xml:space="preserve"> and start scanning</w:t>
+        <w:t xml:space="preserve"> - </w:t>
+      </w:r>
+      <w:r>
+        <w:rPr>
+          <w:rFonts w:ascii="Arial" w:eastAsia="Times New Roman" w:hAnsi="Arial" w:cs="Arial"/>
+          <w:color w:val="000000"/>
+          <w:lang w:val="en-US"/>
+        </w:rPr>
+        <w:t> activate selected item and start scanning</w:t>
       </w:r>
     </w:p>
     <w:p>
@@ -5199,7 +4817,6 @@
           <w:lang w:val="en-US"/>
         </w:rPr>
       </w:pPr>
-      <w:proofErr w:type="gramStart"/>
       <w:r>
         <w:rPr>
           <w:rFonts w:ascii="Arial" w:eastAsia="Times New Roman" w:hAnsi="Arial" w:cs="Arial"/>
@@ -5216,16 +4833,7 @@
           <w:color w:val="000000"/>
           <w:lang w:val="en-US"/>
         </w:rPr>
-        <w:t> :</w:t>
-      </w:r>
-      <w:proofErr w:type="gramEnd"/>
-      <w:r>
-        <w:rPr>
-          <w:rFonts w:ascii="Arial" w:eastAsia="Times New Roman" w:hAnsi="Arial" w:cs="Arial"/>
-          <w:color w:val="000000"/>
-          <w:lang w:val="en-US"/>
-        </w:rPr>
-        <w:t xml:space="preserve"> go back to SCAN or SPECTRUM</w:t>
+        <w:t> : go back to SCAN or SPECTRUM</w:t>
       </w:r>
     </w:p>
     <w:p>
@@ -5410,6 +5018,9 @@
         </w:rPr>
       </w:pPr>
       <w:r>
+        <w:rPr>
+          <w:lang w:val="en-US"/>
+        </w:rPr>
         <w:br w:type="page"/>
       </w:r>
     </w:p>
@@ -5445,17 +5056,8 @@
           <w:rFonts w:ascii="Arial" w:eastAsia="Times New Roman" w:hAnsi="Arial" w:cs="Arial"/>
           <w:lang w:val="en-US"/>
         </w:rPr>
-        <w:t xml:space="preserve"> – What to do when pressing PTT: LAST VFO /NINJA /LAST RECEIVED/AUTO </w:t>
-      </w:r>
-      <w:proofErr w:type="gramStart"/>
-      <w:r>
-        <w:rPr>
-          <w:rFonts w:ascii="Arial" w:eastAsia="Times New Roman" w:hAnsi="Arial" w:cs="Arial"/>
-          <w:lang w:val="en-US"/>
-        </w:rPr>
-        <w:t>ROGER .</w:t>
-      </w:r>
-      <w:proofErr w:type="gramEnd"/>
+        <w:t xml:space="preserve"> – What to do when pressing PTT: LAST VFO /NINJA /LAST RECEIVED/AUTO ROGER .</w:t>
+      </w:r>
     </w:p>
     <w:p>
       <w:pPr>
@@ -5512,30 +5114,14 @@
           <w:rFonts w:ascii="Arial" w:eastAsia="Times New Roman" w:hAnsi="Arial" w:cs="Arial"/>
           <w:lang w:val="en-US"/>
         </w:rPr>
-        <w:t xml:space="preserve">AUTO </w:t>
-      </w:r>
-      <w:proofErr w:type="gramStart"/>
-      <w:r>
-        <w:rPr>
-          <w:rFonts w:ascii="Arial" w:eastAsia="Times New Roman" w:hAnsi="Arial" w:cs="Arial"/>
-          <w:lang w:val="en-US"/>
-        </w:rPr>
-        <w:t>ROGER</w:t>
-      </w:r>
-      <w:r>
-        <w:rPr>
-          <w:rFonts w:ascii="Arial" w:hAnsi="Arial" w:cs="Arial"/>
-          <w:lang w:val="en-US"/>
-        </w:rPr>
-        <w:t xml:space="preserve"> :Choose</w:t>
-      </w:r>
-      <w:proofErr w:type="gramEnd"/>
-      <w:r>
-        <w:rPr>
-          <w:rFonts w:ascii="Arial" w:hAnsi="Arial" w:cs="Arial"/>
-          <w:lang w:val="en-US"/>
-        </w:rPr>
-        <w:t xml:space="preserve"> your Roger in </w:t>
+        <w:t>AUTO ROGER</w:t>
+      </w:r>
+      <w:r>
+        <w:rPr>
+          <w:rFonts w:ascii="Arial" w:hAnsi="Arial" w:cs="Arial"/>
+          <w:lang w:val="en-US"/>
+        </w:rPr>
+        <w:t xml:space="preserve"> :Choose your Roger in </w:t>
       </w:r>
       <w:proofErr w:type="spellStart"/>
       <w:r>
@@ -6371,25 +5957,7 @@
           <w:color w:val="000000"/>
           <w:lang w:val="en-US"/>
         </w:rPr>
-        <w:t xml:space="preserve"> – Quartz filter (XTAL) operating mode. Filtering (reduces </w:t>
-      </w:r>
-      <w:proofErr w:type="gramStart"/>
-      <w:r>
-        <w:rPr>
-          <w:rFonts w:ascii="Arial" w:eastAsia="Times New Roman" w:hAnsi="Arial" w:cs="Arial"/>
-          <w:color w:val="000000"/>
-          <w:lang w:val="en-US"/>
-        </w:rPr>
-        <w:t>noise, but</w:t>
-      </w:r>
-      <w:proofErr w:type="gramEnd"/>
-      <w:r>
-        <w:rPr>
-          <w:rFonts w:ascii="Arial" w:eastAsia="Times New Roman" w:hAnsi="Arial" w:cs="Arial"/>
-          <w:color w:val="000000"/>
-          <w:lang w:val="en-US"/>
-        </w:rPr>
-        <w:t xml:space="preserve"> can distort).</w:t>
+        <w:t xml:space="preserve"> – Quartz filter (XTAL) operating mode. Filtering (reduces noise, but can distort).</w:t>
       </w:r>
     </w:p>
     <w:p>
@@ -6776,35 +6344,15 @@
           <w:color w:val="000000"/>
           <w:lang w:val="en-US"/>
         </w:rPr>
-        <w:t xml:space="preserve">&gt; </w:t>
-      </w:r>
-      <w:proofErr w:type="gramStart"/>
-      <w:r>
-        <w:rPr>
-          <w:rFonts w:ascii="Arial" w:eastAsia="Times New Roman" w:hAnsi="Arial" w:cs="Arial"/>
-          <w:b/>
-          <w:bCs/>
-          <w:color w:val="000000"/>
-          <w:lang w:val="en-US"/>
-        </w:rPr>
-        <w:t xml:space="preserve">buttons </w:t>
-      </w:r>
-      <w:r>
-        <w:rPr>
-          <w:rFonts w:ascii="Arial" w:eastAsia="Times New Roman" w:hAnsi="Arial" w:cs="Arial"/>
-          <w:color w:val="000000"/>
-          <w:lang w:val="en-US"/>
-        </w:rPr>
-        <w:t xml:space="preserve"> to</w:t>
-      </w:r>
-      <w:proofErr w:type="gramEnd"/>
-      <w:r>
-        <w:rPr>
-          <w:rFonts w:ascii="Arial" w:eastAsia="Times New Roman" w:hAnsi="Arial" w:cs="Arial"/>
-          <w:color w:val="000000"/>
-          <w:lang w:val="en-US"/>
-        </w:rPr>
-        <w:t xml:space="preserve"> search for the nearest available broadcasting frequency in automatic mode.  The </w:t>
+        <w:t xml:space="preserve">&gt; buttons </w:t>
+      </w:r>
+      <w:r>
+        <w:rPr>
+          <w:rFonts w:ascii="Arial" w:eastAsia="Times New Roman" w:hAnsi="Arial" w:cs="Arial"/>
+          <w:color w:val="000000"/>
+          <w:lang w:val="en-US"/>
+        </w:rPr>
+        <w:t xml:space="preserve"> to search for the nearest available broadcasting frequency in automatic mode.  The </w:t>
       </w:r>
       <w:r>
         <w:rPr>
@@ -7008,25 +6556,7 @@
           <w:color w:val="000000"/>
           <w:lang w:val="en-US"/>
         </w:rPr>
-        <w:t xml:space="preserve">You can name radios frequencies using </w:t>
-      </w:r>
-      <w:proofErr w:type="gramStart"/>
-      <w:r>
-        <w:rPr>
-          <w:rFonts w:ascii="Arial" w:eastAsia="Times New Roman" w:hAnsi="Arial" w:cs="Arial"/>
-          <w:color w:val="000000"/>
-          <w:lang w:val="en-US"/>
-        </w:rPr>
-        <w:t>chirp</w:t>
-      </w:r>
-      <w:proofErr w:type="gramEnd"/>
-      <w:r>
-        <w:rPr>
-          <w:rFonts w:ascii="Arial" w:eastAsia="Times New Roman" w:hAnsi="Arial" w:cs="Arial"/>
-          <w:color w:val="000000"/>
-          <w:lang w:val="en-US"/>
-        </w:rPr>
-        <w:t>, see below.</w:t>
+        <w:t>You can name radios frequencies using chirp, see below.</w:t>
       </w:r>
     </w:p>
     <w:p>
@@ -8371,29 +7901,7 @@
                 <w:szCs w:val="16"/>
                 <w:lang w:val="en-US"/>
               </w:rPr>
-              <w:t xml:space="preserve">The bandwidth </w:t>
-            </w:r>
-            <w:proofErr w:type="gramStart"/>
-            <w:r>
-              <w:rPr>
-                <w:rFonts w:ascii="Arial" w:eastAsia="Times New Roman" w:hAnsi="Arial" w:cs="Arial"/>
-                <w:color w:val="000000"/>
-                <w:sz w:val="16"/>
-                <w:szCs w:val="16"/>
-                <w:lang w:val="en-US"/>
-              </w:rPr>
-              <w:t>used</w:t>
-            </w:r>
-            <w:proofErr w:type="gramEnd"/>
-            <w:r>
-              <w:rPr>
-                <w:rFonts w:ascii="Arial" w:eastAsia="Times New Roman" w:hAnsi="Arial" w:cs="Arial"/>
-                <w:color w:val="000000"/>
-                <w:sz w:val="16"/>
-                <w:szCs w:val="16"/>
-                <w:lang w:val="en-US"/>
-              </w:rPr>
-              <w:t xml:space="preserve"> by the transceiver (WIDE (25 kHz), NARROW (12.5 kHz).</w:t>
+              <w:t>The bandwidth used by the transceiver (WIDE (25 kHz), NARROW (12.5 kHz).</w:t>
             </w:r>
           </w:p>
         </w:tc>
@@ -8814,29 +8322,7 @@
                 <w:szCs w:val="16"/>
                 <w:lang w:val="en-US"/>
               </w:rPr>
-              <w:t xml:space="preserve"> - Soft audio filter for clearer sound. Amplifies the received desired signal even when the signal is weak at </w:t>
-            </w:r>
-            <w:proofErr w:type="gramStart"/>
-            <w:r>
-              <w:rPr>
-                <w:rFonts w:ascii="Arial" w:eastAsia="Times New Roman" w:hAnsi="Arial" w:cs="Arial"/>
-                <w:color w:val="000000"/>
-                <w:sz w:val="16"/>
-                <w:szCs w:val="16"/>
-                <w:lang w:val="en-US"/>
-              </w:rPr>
-              <w:t>the transmitting</w:t>
-            </w:r>
-            <w:proofErr w:type="gramEnd"/>
-            <w:r>
-              <w:rPr>
-                <w:rFonts w:ascii="Arial" w:eastAsia="Times New Roman" w:hAnsi="Arial" w:cs="Arial"/>
-                <w:color w:val="000000"/>
-                <w:sz w:val="16"/>
-                <w:szCs w:val="16"/>
-                <w:lang w:val="en-US"/>
-              </w:rPr>
-              <w:t xml:space="preserve"> microphone, improving the signal-to-noise ratio. To work, it must be turned on </w:t>
+              <w:t xml:space="preserve"> - Soft audio filter for clearer sound. Amplifies the received desired signal even when the signal is weak at the transmitting microphone, improving the signal-to-noise ratio. To work, it must be turned on </w:t>
             </w:r>
             <w:proofErr w:type="spellStart"/>
             <w:r>
@@ -9106,7 +8592,6 @@
                 <w:lang w:val="en-US"/>
               </w:rPr>
             </w:pPr>
-            <w:proofErr w:type="gramStart"/>
             <w:r>
               <w:rPr>
                 <w:rFonts w:ascii="Arial" w:eastAsia="Times New Roman" w:hAnsi="Arial" w:cs="Arial"/>
@@ -9115,18 +8600,7 @@
                 <w:szCs w:val="16"/>
                 <w:lang w:val="en-US"/>
               </w:rPr>
-              <w:t>Noise suppressor,</w:t>
-            </w:r>
-            <w:proofErr w:type="gramEnd"/>
-            <w:r>
-              <w:rPr>
-                <w:rFonts w:ascii="Arial" w:eastAsia="Times New Roman" w:hAnsi="Arial" w:cs="Arial"/>
-                <w:color w:val="000000"/>
-                <w:sz w:val="16"/>
-                <w:szCs w:val="16"/>
-                <w:lang w:val="en-US"/>
-              </w:rPr>
-              <w:t xml:space="preserve"> eliminates noise at the end of the transmission. When PTT is released, a short 55Hz tone is emitted, signaling to other transceivers to mute</w:t>
+              <w:t>Noise suppressor, eliminates noise at the end of the transmission. When PTT is released, a short 55Hz tone is emitted, signaling to other transceivers to mute</w:t>
             </w:r>
           </w:p>
         </w:tc>
@@ -10926,29 +10400,7 @@
                 <w:szCs w:val="16"/>
                 <w:lang w:val="en-US"/>
               </w:rPr>
-              <w:t xml:space="preserve">Enable/disable the display of a message when turned on (Power </w:t>
-            </w:r>
-            <w:proofErr w:type="gramStart"/>
-            <w:r>
-              <w:rPr>
-                <w:rFonts w:ascii="Arial" w:eastAsia="Times New Roman" w:hAnsi="Arial" w:cs="Arial"/>
-                <w:color w:val="000000"/>
-                <w:sz w:val="16"/>
-                <w:szCs w:val="16"/>
-                <w:lang w:val="en-US"/>
-              </w:rPr>
-              <w:t>On</w:t>
-            </w:r>
-            <w:proofErr w:type="gramEnd"/>
-            <w:r>
-              <w:rPr>
-                <w:rFonts w:ascii="Arial" w:eastAsia="Times New Roman" w:hAnsi="Arial" w:cs="Arial"/>
-                <w:color w:val="000000"/>
-                <w:sz w:val="16"/>
-                <w:szCs w:val="16"/>
-                <w:lang w:val="en-US"/>
-              </w:rPr>
-              <w:t xml:space="preserve"> Message).</w:t>
+              <w:t>Enable/disable the display of a message when turned on (Power On Message).</w:t>
             </w:r>
           </w:p>
         </w:tc>
@@ -13038,17 +12490,8 @@
           <w:rFonts w:ascii="Arial" w:hAnsi="Arial" w:cs="Arial"/>
           <w:lang w:val="en-US"/>
         </w:rPr>
-        <w:t xml:space="preserve">use the same procedure as F4HWN, after </w:t>
-      </w:r>
-      <w:proofErr w:type="gramStart"/>
-      <w:r>
-        <w:rPr>
-          <w:rFonts w:ascii="Arial" w:hAnsi="Arial" w:cs="Arial"/>
-          <w:lang w:val="en-US"/>
-        </w:rPr>
-        <w:t>that :</w:t>
-      </w:r>
-      <w:proofErr w:type="gramEnd"/>
+        <w:t>use the same procedure as F4HWN, after that :</w:t>
+      </w:r>
     </w:p>
     <w:p>
       <w:pPr>
@@ -13099,35 +12542,15 @@
           <w:color w:val="000000"/>
           <w:lang w:val="en-US"/>
         </w:rPr>
-        <w:t xml:space="preserve">Fn2 </w:t>
-      </w:r>
-      <w:proofErr w:type="gramStart"/>
-      <w:r>
-        <w:rPr>
-          <w:rFonts w:ascii="Arial" w:eastAsia="Times New Roman" w:hAnsi="Arial" w:cs="Arial"/>
-          <w:b/>
-          <w:bCs/>
-          <w:color w:val="000000"/>
-          <w:lang w:val="en-US"/>
-        </w:rPr>
-        <w:t xml:space="preserve">buttons </w:t>
-      </w:r>
-      <w:r>
-        <w:rPr>
-          <w:rFonts w:ascii="Arial" w:eastAsia="Times New Roman" w:hAnsi="Arial" w:cs="Arial"/>
-          <w:color w:val="000000"/>
-          <w:lang w:val="en-US"/>
-        </w:rPr>
-        <w:t xml:space="preserve"> ,</w:t>
-      </w:r>
-      <w:proofErr w:type="gramEnd"/>
-      <w:r>
-        <w:rPr>
-          <w:rFonts w:ascii="Arial" w:eastAsia="Times New Roman" w:hAnsi="Arial" w:cs="Arial"/>
-          <w:color w:val="000000"/>
-          <w:lang w:val="en-US"/>
-        </w:rPr>
-        <w:t xml:space="preserve"> turn on the radio. A warning message will be displayed on the screen. hold the buttons for 4 seconds before resetting.</w:t>
+        <w:t xml:space="preserve">Fn2 buttons </w:t>
+      </w:r>
+      <w:r>
+        <w:rPr>
+          <w:rFonts w:ascii="Arial" w:eastAsia="Times New Roman" w:hAnsi="Arial" w:cs="Arial"/>
+          <w:color w:val="000000"/>
+          <w:lang w:val="en-US"/>
+        </w:rPr>
+        <w:t xml:space="preserve"> , turn on the radio. A warning message will be displayed on the screen. hold the buttons for 4 seconds before resetting.</w:t>
       </w:r>
     </w:p>
     <w:p>
@@ -13233,23 +12656,7 @@
           <w:rFonts w:ascii="Arial" w:hAnsi="Arial" w:cs="Arial"/>
           <w:lang w:val="en-US"/>
         </w:rPr>
-        <w:t xml:space="preserve">Select start </w:t>
-      </w:r>
-      <w:proofErr w:type="gramStart"/>
-      <w:r>
-        <w:rPr>
-          <w:rFonts w:ascii="Arial" w:hAnsi="Arial" w:cs="Arial"/>
-          <w:lang w:val="en-US"/>
-        </w:rPr>
-        <w:t>frequency  and</w:t>
-      </w:r>
-      <w:proofErr w:type="gramEnd"/>
-      <w:r>
-        <w:rPr>
-          <w:rFonts w:ascii="Arial" w:hAnsi="Arial" w:cs="Arial"/>
-          <w:lang w:val="en-US"/>
-        </w:rPr>
-        <w:t xml:space="preserve"> offset as stop frequency, step and modulation</w:t>
+        <w:t>Select start frequency  and offset as stop frequency, step and modulation</w:t>
       </w:r>
     </w:p>
     <w:p>
@@ -13272,21 +12679,12 @@
           <w:lang w:val="en-US"/>
         </w:rPr>
       </w:pPr>
-      <w:proofErr w:type="gramStart"/>
-      <w:r>
-        <w:rPr>
-          <w:rFonts w:ascii="Arial" w:hAnsi="Arial" w:cs="Arial"/>
-          <w:lang w:val="en-US"/>
-        </w:rPr>
-        <w:t>you</w:t>
-      </w:r>
-      <w:proofErr w:type="gramEnd"/>
-      <w:r>
-        <w:rPr>
-          <w:rFonts w:ascii="Arial" w:hAnsi="Arial" w:cs="Arial"/>
-          <w:lang w:val="en-US"/>
-        </w:rPr>
-        <w:t xml:space="preserve"> can</w:t>
+      <w:r>
+        <w:rPr>
+          <w:rFonts w:ascii="Arial" w:hAnsi="Arial" w:cs="Arial"/>
+          <w:lang w:val="en-US"/>
+        </w:rPr>
+        <w:t>you can</w:t>
       </w:r>
       <w:r>
         <w:rPr>
@@ -13762,23 +13160,7 @@
           <w:rFonts w:ascii="Arial" w:hAnsi="Arial" w:cs="Arial"/>
           <w:lang w:val="en-US"/>
         </w:rPr>
-        <w:t xml:space="preserve"> </w:t>
-      </w:r>
-      <w:proofErr w:type="gramStart"/>
-      <w:r>
-        <w:rPr>
-          <w:rFonts w:ascii="Arial" w:hAnsi="Arial" w:cs="Arial"/>
-          <w:lang w:val="en-US"/>
-        </w:rPr>
-        <w:t>Monitor setting</w:t>
-      </w:r>
-      <w:proofErr w:type="gramEnd"/>
-      <w:r>
-        <w:rPr>
-          <w:rFonts w:ascii="Arial" w:hAnsi="Arial" w:cs="Arial"/>
-          <w:lang w:val="en-US"/>
-        </w:rPr>
-        <w:t xml:space="preserve"> Select up to </w:t>
+        <w:t xml:space="preserve"> Monitor setting Select up to </w:t>
       </w:r>
       <w:r>
         <w:rPr>
@@ -14057,25 +13439,7 @@
           <w:color w:val="FF0000"/>
           <w:lang w:val="en-US"/>
         </w:rPr>
-        <w:t xml:space="preserve">When first installing </w:t>
-      </w:r>
-      <w:proofErr w:type="gramStart"/>
-      <w:r>
-        <w:rPr>
-          <w:rFonts w:ascii="Arial" w:hAnsi="Arial" w:cs="Arial"/>
-          <w:color w:val="FF0000"/>
-          <w:lang w:val="en-US"/>
-        </w:rPr>
-        <w:t>Sonic</w:t>
-      </w:r>
-      <w:proofErr w:type="gramEnd"/>
-      <w:r>
-        <w:rPr>
-          <w:rFonts w:ascii="Arial" w:hAnsi="Arial" w:cs="Arial"/>
-          <w:color w:val="FF0000"/>
-          <w:lang w:val="en-US"/>
-        </w:rPr>
-        <w:t xml:space="preserve"> it is recommended to RESET ALL with PTT+SK2 at boot.</w:t>
+        <w:t>When first installing Sonic it is recommended to RESET ALL with PTT+SK2 at boot.</w:t>
       </w:r>
     </w:p>
     <w:p>
@@ -14137,23 +13501,7 @@
           <w:rFonts w:ascii="Arial" w:hAnsi="Arial" w:cs="Arial"/>
           <w:lang w:val="en-US"/>
         </w:rPr>
-        <w:t xml:space="preserve">The RESET feature is not available </w:t>
-      </w:r>
-      <w:proofErr w:type="gramStart"/>
-      <w:r>
-        <w:rPr>
-          <w:rFonts w:ascii="Arial" w:hAnsi="Arial" w:cs="Arial"/>
-          <w:lang w:val="en-US"/>
-        </w:rPr>
-        <w:t>in</w:t>
-      </w:r>
-      <w:proofErr w:type="gramEnd"/>
-      <w:r>
-        <w:rPr>
-          <w:rFonts w:ascii="Arial" w:hAnsi="Arial" w:cs="Arial"/>
-          <w:lang w:val="en-US"/>
-        </w:rPr>
-        <w:t xml:space="preserve"> </w:t>
+        <w:t xml:space="preserve">The RESET feature is not available in </w:t>
       </w:r>
       <w:proofErr w:type="spellStart"/>
       <w:r>
